--- a/az/discovery-articles/1.12 Dulusçuluq və keramika.docx
+++ b/az/discovery-articles/1.12 Dulusçuluq və keramika.docx
@@ -4,527 +4,350 @@
   <w:body>
     <w:p>
       <w:pPr>
-        <w:keepNext/>
-        <w:spacing w:before="280" w:after="120"/>
+        <w:pStyle w:val="Title"/>
+        <w:widowControl/>
       </w:pPr>
       <w:r>
-        <w:rPr>
-          <w:rFonts w:ascii="Calibri" w:hAnsi="Calibri" w:eastAsia="Calibri"/>
-          <w:b/>
-          <w:i w:val="0"/>
-          <w:color w:val="004E8C"/>
-          <w:sz w:val="44"/>
-        </w:rPr>
         <w:t>1.12 Dulusçuluq və keramika</w:t>
       </w:r>
     </w:p>
     <w:p>
       <w:pPr>
-        <w:spacing w:after="80"/>
+        <w:keepNext/>
+        <w:widowControl/>
       </w:pPr>
       <w:r>
         <w:rPr>
-          <w:rFonts w:ascii="Calibri" w:hAnsi="Calibri" w:eastAsia="Calibri"/>
-          <w:b w:val="0"/>
-          <w:i/>
-          <w:color w:val="505050"/>
-          <w:sz w:val="22"/>
+          <w:sz w:val="20"/>
         </w:rPr>
-        <w:t>1. Sivilizasiyanın təməlləri</w:t>
-      </w:r>
-    </w:p>
-    <w:p>
-      <w:pPr>
-        <w:spacing w:after="200"/>
-      </w:pPr>
-      <w:r>
-        <w:rPr>
-          <w:rFonts w:ascii="Calibri" w:hAnsi="Calibri" w:eastAsia="Calibri"/>
-          <w:b w:val="0"/>
-          <w:i/>
-          <w:sz w:val="22"/>
-        </w:rPr>
-        <w:t>Dövr: e.ə. təxminən 18 000–10 000-ci illərdən başlayaraq (bölgələr üzrə erkən bişmiş gil qablar); Neolit dövründə bütün dünyaya yayılması | Əsas mərkəzlər: Şərqi Asiya, Yaxın Şərq, Afrika, daha sonra Amerika qitələrindəki bir neçə erkən mərkəz; adları məlum olmayan dulusçular və yerli soba ənənələri</w:t>
-      </w:r>
-    </w:p>
-    <w:p>
-      <w:pPr>
-        <w:spacing w:after="160" w:line="276" w:lineRule="auto"/>
-      </w:pPr>
-      <w:r>
-        <w:rPr>
-          <w:rFonts w:ascii="Calibri" w:hAnsi="Calibri" w:eastAsia="Calibri"/>
-          <w:b w:val="0"/>
-          <w:i w:val="0"/>
-          <w:sz w:val="22"/>
-        </w:rPr>
-        <w:t>Dulusçuluq məmulatları və keramika yumşaq gilə əl ilə və ya çarxda forma verib odda bişirməklə hazırlanır. Onlar insanlara su keçirməyən küplər, yemək bişirmək üçün qablar, kərpic və kirəmit verdi, arxeoloqlar üçün isə gündəlik həyatın uzunömürlü izlərini qorudu.</w:t>
+        <w:t>1 Sivilizasiyanın təməlləri</w:t>
       </w:r>
     </w:p>
     <w:p>
       <w:pPr>
         <w:keepNext/>
-        <w:spacing w:before="240" w:after="120"/>
+        <w:widowControl/>
       </w:pPr>
       <w:r>
         <w:rPr>
-          <w:rFonts w:ascii="Calibri" w:hAnsi="Calibri" w:eastAsia="Calibri"/>
-          <w:b/>
-          <w:i w:val="0"/>
-          <w:color w:val="004E8C"/>
-          <w:sz w:val="28"/>
+          <w:sz w:val="20"/>
         </w:rPr>
-        <w:t>Əsas faktlar</w:t>
+        <w:t>Dövr: bölgələrdən asılı olaraq təxminən e.ə. 18 000–10 000-ci illərdən bişmiş gil qablar; Neolit dövründə geniş yayılma | Əsas mərkəzlər: Şərqi Asiya, Yaxın Şərq, Afrika, sonralar Amerika; adı bilinməyən dulusçular və soba ənənələri</w:t>
+      </w:r>
+    </w:p>
+    <w:p>
+      <w:pPr>
+        <w:widowControl/>
+      </w:pPr>
+      <w:r>
+        <w:t>Dulusçuluq və keramika gilə əl ilə və ya çarxda forma verib onu odda bərkitməyə əsaslanır. Su saxlayan küplər, yemək qabları, kərpic və kirəmit insan həyatına daxil oldu. Bu əşyalar arxeoloqlar üçün gündəlik həyatın davamlı izlərini də qorudu.</w:t>
+      </w:r>
+    </w:p>
+    <w:p>
+      <w:pPr>
+        <w:pStyle w:val="Heading1"/>
+        <w:widowControl/>
+      </w:pPr>
+      <w:r>
+        <w:t>Əsas məlumatlar</w:t>
       </w:r>
     </w:p>
     <w:p>
       <w:pPr>
         <w:pStyle w:val="ListBullet"/>
+        <w:widowControl/>
       </w:pPr>
       <w:r>
-        <w:rPr>
-          <w:rFonts w:ascii="Calibri" w:hAnsi="Calibri" w:eastAsia="Calibri"/>
-          <w:b w:val="0"/>
-          <w:i w:val="0"/>
-          <w:sz w:val="22"/>
-        </w:rPr>
-        <w:t>Bişmiş gil qablar Şərqi Asiyanın bəzi bölgələrində və başqa ərazilərdə Son Pleystosen dövründə, hər bölgədə fərqli vaxtda meydana gəlib</w:t>
+        <w:t>Şərqi Asiyanın bəzi yerlərində son Pleystosen dövründə bişmiş gil qablar vardı; başqa bölgələrdə fərqli vaxtlarda yarandı.</w:t>
       </w:r>
     </w:p>
     <w:p>
       <w:pPr>
         <w:pStyle w:val="ListBullet"/>
+        <w:widowControl/>
       </w:pPr>
       <w:r>
-        <w:rPr>
-          <w:rFonts w:ascii="Calibri" w:hAnsi="Calibri" w:eastAsia="Calibri"/>
-          <w:b w:val="0"/>
-          <w:i w:val="0"/>
-          <w:sz w:val="22"/>
-        </w:rPr>
-        <w:t>Oturaq əkinçi icmalarında ərzaq saxlamaq, yemək bişirmək və ticarət üçün saxsı qabların istehsalı sürətlə artıb</w:t>
+        <w:t>Oturaq əkinçi icmaları saxlama, yemək bişirmə və ticarət üçün dulus məmulatlarını çoxaltdılar.</w:t>
       </w:r>
     </w:p>
     <w:p>
       <w:pPr>
         <w:pStyle w:val="ListBullet"/>
+        <w:widowControl/>
       </w:pPr>
       <w:r>
-        <w:rPr>
-          <w:rFonts w:ascii="Calibri" w:hAnsi="Calibri" w:eastAsia="Calibri"/>
-          <w:b w:val="0"/>
-          <w:i w:val="0"/>
-          <w:sz w:val="22"/>
-        </w:rPr>
-        <w:t>Bir sıra erkən şəhər mərkəzlərində tətbiq olunan dulusçuluq çarxı simmetrik qabların hazırlanmasını sürətləndirib</w:t>
+        <w:t>Dulus çarxı bir sıra erkən şəhər bölgələrində simmetrik qabların hazırlanmasını sürətləndirdi.</w:t>
       </w:r>
     </w:p>
     <w:p>
       <w:pPr>
         <w:pStyle w:val="ListBullet"/>
+        <w:widowControl/>
       </w:pPr>
       <w:r>
-        <w:rPr>
-          <w:rFonts w:ascii="Calibri" w:hAnsi="Calibri" w:eastAsia="Calibri"/>
-          <w:b w:val="0"/>
-          <w:i w:val="0"/>
-          <w:sz w:val="22"/>
-        </w:rPr>
-        <w:t>Şirləmə üsulları və daha yüksək bişirmə temperaturu daş keramikasının, xeyli sonralar isə çinin yaranmasına gətirib çıxarıb</w:t>
+        <w:t>Şirələr və yüksək soba temperaturu daş kütləli keramikanın, xeyli sonra isə çininin yaranmasına yol açdı.</w:t>
       </w:r>
     </w:p>
     <w:p>
       <w:pPr>
         <w:pStyle w:val="ListBullet"/>
+        <w:widowControl/>
       </w:pPr>
       <w:r>
-        <w:rPr>
-          <w:rFonts w:ascii="Calibri" w:hAnsi="Calibri" w:eastAsia="Calibri"/>
-          <w:b w:val="0"/>
-          <w:i w:val="0"/>
-          <w:sz w:val="22"/>
-        </w:rPr>
-        <w:t>Ağac və parça çürüsə də, keramika qırıqları qalır; buna görə onlar qədim yaşayış yerlərinin tarixini və yayılma sahəsini müəyyənləşdirməyə imkan verir</w:t>
+        <w:t>Ağac və parça çürüsə də, saxsı qırıqları qalır; onlarla qədim yaşayış yerlərinin yaşı və yayılması araşdırılır.</w:t>
       </w:r>
     </w:p>
     <w:p>
       <w:pPr>
-        <w:keepNext/>
-        <w:spacing w:before="240" w:after="120"/>
+        <w:pStyle w:val="Heading1"/>
+        <w:widowControl/>
       </w:pPr>
       <w:r>
-        <w:rPr>
-          <w:rFonts w:ascii="Calibri" w:hAnsi="Calibri" w:eastAsia="Calibri"/>
-          <w:b/>
-          <w:i w:val="0"/>
-          <w:color w:val="004E8C"/>
-          <w:sz w:val="28"/>
-        </w:rPr>
         <w:t>Bu nədir</w:t>
       </w:r>
     </w:p>
     <w:p>
       <w:pPr>
-        <w:spacing w:after="160" w:line="276" w:lineRule="auto"/>
+        <w:widowControl/>
       </w:pPr>
       <w:r>
-        <w:rPr>
-          <w:rFonts w:ascii="Calibri" w:hAnsi="Calibri" w:eastAsia="Calibri"/>
-          <w:b w:val="0"/>
-          <w:i w:val="0"/>
-          <w:sz w:val="22"/>
-        </w:rPr>
-        <w:t>Dulusçuluq və keramika məmulatları yumşaq gilə forma verildikdən sonra bərkiyənədək bişirilməklə hazırlanır və çox vaxt su keçirmir. Sadə saxsı küpdə taxıl və ya su saxlamaq, şirlənmiş kasada isə ləkə saxlamayan səthdən istifadə etmək mümkündür; kərpic və kirəmit divar və dam tikintisinə yarayır. Keramika saxsı qabları, kərpici və daha sonralar yaranmış çini məmulatlarını da əhatə edən geniş materiallar ailəsidir. Sadə dillə desək, gil odda bişəndə möhkəm və uzunömürlü əşyaya çevrilir; mətbəxlərimizdəki qablar və damlardakı kirəmitlər də həmin qədim üsulun davamıdır.</w:t>
+        <w:t>Keramika yumşaq halda formaya salınan, sonra qızdırılıb bərkidilən gildən hazırlanmış əşyalardır; onların bir çoxu su da keçirmir. Adi saxsı küpdə taxıl və ya su saxlanır, şirəli kasa ləkəni az tutur, kərpic və kirəmit tikintidə işlənir. Keramika dulus məmulatlarını, kərpici və sonrakı çinini də əhatə edən geniş anlayışdır. Sadə desək, gil odun köməyi ilə uzunömürlü qaba çevrilir. Mətbəxlərdə və damlarda bu qədim üsulun nəticələrini hələ də görürük.</w:t>
       </w:r>
     </w:p>
     <w:p>
       <w:pPr>
-        <w:keepNext/>
-        <w:spacing w:before="240" w:after="120"/>
+        <w:pStyle w:val="Heading1"/>
+        <w:widowControl/>
       </w:pPr>
       <w:r>
-        <w:rPr>
-          <w:rFonts w:ascii="Calibri" w:hAnsi="Calibri" w:eastAsia="Calibri"/>
-          <w:b/>
-          <w:i w:val="0"/>
-          <w:color w:val="004E8C"/>
-          <w:sz w:val="28"/>
-        </w:rPr>
-        <w:t>Onu kim kəşf və ya ixtira edib</w:t>
+        <w:t>Kim kəşf edib və ya yaradıb</w:t>
       </w:r>
     </w:p>
     <w:p>
       <w:pPr>
-        <w:spacing w:after="160" w:line="276" w:lineRule="auto"/>
+        <w:widowControl/>
       </w:pPr>
       <w:r>
-        <w:rPr>
-          <w:rFonts w:ascii="Calibri" w:hAnsi="Calibri" w:eastAsia="Calibri"/>
-          <w:b w:val="0"/>
-          <w:i w:val="0"/>
-          <w:sz w:val="22"/>
-        </w:rPr>
-        <w:t>Dulusçuluğun vahid bir ixtiraçısı yoxdur. Erkən bişmiş gil qablar bir neçə bölgədə aşkar edilib; ən qədim nümunələrdən bəziləri Şərqi Asiyaya aiddir. Sonrakı Neolit dövründə dulusçuluq ənənələri Yaxın Şərqdə, Afrikada, Avropada və başqa ərazilərdə geniş yayıldı. Gilin nə dərəcədə nəm olmalı olduğunu, sobanın hansı temperatura çatmalı olduğunu və qabın çatlamasının qarşısını necə almağı ailələr və emalatxanalar nəsildən-nəslə ötürürdülər. Məşhur çini ustaları minilliklər sonra meydana çıxdı. İlk dulusçular kitablarda imza deyil, gil üzərində barmaq izləri qoydular.</w:t>
+        <w:t>Dulusçuluğun tək ixtiraçısı yoxdur. İlk bişmiş qablar bir neçə bölgədə meydana çıxıb; xüsusilə qədim tapıntılar Şərqi Asiyadandır. Sonralar Yaxın Şərq, Afrika, Avropa və başqa yerlərdə Neolit dulusçuluğu geniş yayıldı. Gilin nə qədər nəm olması, sobanın necə qızdırılması və çatların qarşısının alınması kimi biliklər ailələrdə və emalatxanalarda ötürülürdü. Məşhur çini ustaları minilliklər sonra ortaya çıxdılar. İlk dulusçular kitablarda imza deyil, gildə barmaq izi qoydular.</w:t>
       </w:r>
     </w:p>
     <w:p>
       <w:pPr>
-        <w:keepNext/>
-        <w:spacing w:before="240" w:after="120"/>
+        <w:pStyle w:val="Heading1"/>
+        <w:widowControl/>
       </w:pPr>
       <w:r>
-        <w:rPr>
-          <w:rFonts w:ascii="Calibri" w:hAnsi="Calibri" w:eastAsia="Calibri"/>
-          <w:b/>
-          <w:i w:val="0"/>
-          <w:color w:val="004E8C"/>
-          <w:sz w:val="28"/>
-        </w:rPr>
-        <w:t>Nə vaxt və necə meydana gəlib</w:t>
+        <w:t>Nə vaxt və necə yaranıb</w:t>
       </w:r>
     </w:p>
     <w:p>
       <w:pPr>
-        <w:spacing w:after="160" w:line="276" w:lineRule="auto"/>
+        <w:widowControl/>
       </w:pPr>
       <w:r>
-        <w:rPr>
-          <w:rFonts w:ascii="Calibri" w:hAnsi="Calibri" w:eastAsia="Calibri"/>
-          <w:b w:val="0"/>
-          <w:i w:val="0"/>
-          <w:sz w:val="22"/>
-        </w:rPr>
-        <w:t>Son Buzlaşma dövrünün sonlarında və erkən Holosendə bir neçə bölgədə icmalar artıq gili odda bişirirdilər. Əkinçilik və oturaq kəndlər yayıldıqca saxsı qabların istehsalı kəskin artdı: ərzaq küpləri, yemək qazanları və mərasim qabları hazırlandı. Dulusçuluq çarxının tətbiq olunduğu yerlərdə dairəvi qabları daha tez və daha müntəzəm biçimdə hazırlamaq mümkün oldu. Şəhər mədəniyyətləri dövründə bişirmə temperaturu yüksəldi, şirləmə üsulları yarandı; sonralar Çində hazırlanan çini dünya ticarətinə güclü təsir göstərdi. Köçəri qrupların bəziləri isə daha yüngül dəri tuluqlara və səbətlərə üstünlük verirdi.</w:t>
+        <w:t>Son buzlaşma dövrünün sonları və Holosenin başlanğıcında artıq bir neçə bölgədə gil bişirilirdi. Əkinçilik və oturaq kəndlər böyüdükcə saxlama küpləri, yemək və mərasim qabları çoxaldı. Dulus çarxının mənimsənildiyi yerlərdə dairəvi qablar daha sürətlə və düzgün formada hazırlanırdı. Şəhər dövrlərində daha yüksək temperatur və şirələmə inkişaf etdi; Çin çinisi sonralar dünya ticarətini canlandırdı. Bəzi köçəri qruplar isə yüngül dəri qablara və səbətlərə üstünlük verirdilər.</w:t>
       </w:r>
     </w:p>
     <w:p>
       <w:pPr>
-        <w:keepNext/>
-        <w:spacing w:before="240" w:after="120"/>
+        <w:pStyle w:val="Heading1"/>
+        <w:widowControl/>
       </w:pPr>
       <w:r>
-        <w:rPr>
-          <w:rFonts w:ascii="Calibri" w:hAnsi="Calibri" w:eastAsia="Calibri"/>
-          <w:b/>
-          <w:i w:val="0"/>
-          <w:color w:val="004E8C"/>
-          <w:sz w:val="28"/>
-        </w:rPr>
-        <w:t>Elmi baxımdan əhəmiyyəti</w:t>
+        <w:t>Elm üçün əhəmiyyəti</w:t>
       </w:r>
     </w:p>
     <w:p>
       <w:pPr>
-        <w:spacing w:after="160" w:line="276" w:lineRule="auto"/>
+        <w:widowControl/>
       </w:pPr>
       <w:r>
-        <w:rPr>
-          <w:rFonts w:ascii="Calibri" w:hAnsi="Calibri" w:eastAsia="Calibri"/>
-          <w:b w:val="0"/>
-          <w:i w:val="0"/>
-          <w:sz w:val="22"/>
-        </w:rPr>
-        <w:t>Keramika materialşünaslıq termini yaranmazdan əvvəl bu elmin praktik tətbiqi idi. Bişirmə gilə hopmuş suyu uzaqlaşdırır, hissəcikləri bir-birinə bitişdirir və səthi şüşəyəbənzər hala gətirə bilir. Gilin kimyəvi tərkibi, ona qatılan qum, balıqqulağı və ya xırdalanmış saxsı, eləcə də sobadakı mühit materialın möhkəmliyini və rəngini müəyyənləşdirir. Arxeoloqlar qabın material tərkibini, formasını və bəzəyini dövr və mədəniyyət haqqında məlumat kimi oxuyurlar. Müasir odadavamlı materiallar, plitələr və elektron keramikası da minerallara forma verib onları istiliklə emal etmək prinsipinə əsaslanır.</w:t>
+        <w:t>Keramika materialşünaslıq adlanan elm yaranmazdan əvvəl onun praktik nümunəsi idi. Bişirmə suyu uzaqlaşdırır, gil hissəciklərini bir-birinə birləşdirir — bu, sinterlənmədir. Səth şüşəyə bənzər təbəqəyə də çevrilə bilər; buna şüşələşmə deyilir. Gilin kimyəvi tərkibi, ona qatılan qum, qabıq və saxsı qırıntıları, həmçinin sobanın qaz mühiti möhkəmliyə və rəngə təsir edir. Arxeoloqlar materialın quruluşundan, formadan və naxışdan tarix və mədəniyyət haqqında məlumat alırlar. Müasir odadavamlı materiallar, plitələr və elektronika keramikası da mineralların formaya salınıb istiliklə emalına əsaslanır.</w:t>
       </w:r>
     </w:p>
     <w:p>
       <w:pPr>
-        <w:keepNext/>
-        <w:spacing w:before="240" w:after="120"/>
+        <w:pStyle w:val="Heading1"/>
+        <w:widowControl/>
       </w:pPr>
       <w:r>
-        <w:rPr>
-          <w:rFonts w:ascii="Calibri" w:hAnsi="Calibri" w:eastAsia="Calibri"/>
-          <w:b/>
-          <w:i w:val="0"/>
-          <w:color w:val="004E8C"/>
-          <w:sz w:val="28"/>
-        </w:rPr>
-        <w:t>Sonrakı inkişaflara necə təsir göstərib</w:t>
+        <w:t>Sonrakı inkişafa təsiri</w:t>
       </w:r>
     </w:p>
     <w:p>
       <w:pPr>
-        <w:spacing w:after="160" w:line="276" w:lineRule="auto"/>
+        <w:widowControl/>
       </w:pPr>
       <w:r>
-        <w:rPr>
-          <w:rFonts w:ascii="Calibri" w:hAnsi="Calibri" w:eastAsia="Calibri"/>
-          <w:b w:val="0"/>
-          <w:i w:val="0"/>
-          <w:sz w:val="22"/>
-        </w:rPr>
-        <w:t>Etibarlı qablar artıq ərzağın saxlanmasını və uzaq məsafələrə daşınmasını mümkün etdi. Keramika borular, kərpiclər və dam kirəmitləri şəhərlərin görünüşünü dəyişdirdi. Sənaye sobaları fabrik istehsalına xidmət etdi, çini və daş keramikası isə dünya miqyasında ticarət malına çevrildi. Laboratoriyalardakı odadavamlı qablar və elektrik izolyatorları mətbəx saxsısının yaxın qohumlarıdır. Bişmiş gil olmasaydı, sonrakı kimya və elektrotexnika sənayesində ucuz, istiliyədavamlı qab və hissələrin hazırlanması xeyli çətinləşərdi.</w:t>
+        <w:t>Etibarlı qablar ərzaq artıqlığını saxlamağı və uzaq ticarəti asanlaşdırdı. Keramika borular, kərpic və kirəmit şəhərləri dəyişdi. Sənaye sobaları fabrikləri təmin etdi; çini və daş kütləli keramika dünya ticarətinin mallarına çevrildi. Laboratoriya putaları və elektrik izolyatorları mətbəx qabları ilə eyni geniş material ailəsinə daxildir. Bişmiş gil olmasaydı, sonrakı kimya və elektrik sənayesinin bir çox sahəsində ucuz, istiyədavamlı qab və hissələr çatışmazdı.</w:t>
       </w:r>
     </w:p>
     <w:p>
       <w:pPr>
-        <w:keepNext/>
-        <w:spacing w:before="240" w:after="120"/>
+        <w:pStyle w:val="Heading1"/>
+        <w:widowControl/>
       </w:pPr>
       <w:r>
-        <w:rPr>
-          <w:rFonts w:ascii="Calibri" w:hAnsi="Calibri" w:eastAsia="Calibri"/>
-          <w:b/>
-          <w:i w:val="0"/>
-          <w:color w:val="004E8C"/>
-          <w:sz w:val="28"/>
-        </w:rPr>
         <w:t>İnsan həyatını necə dəyişib</w:t>
       </w:r>
     </w:p>
     <w:p>
       <w:pPr>
-        <w:spacing w:after="160" w:line="276" w:lineRule="auto"/>
+        <w:widowControl/>
       </w:pPr>
       <w:r>
-        <w:rPr>
-          <w:rFonts w:ascii="Calibri" w:hAnsi="Calibri" w:eastAsia="Calibri"/>
-          <w:b w:val="0"/>
-          <w:i w:val="0"/>
-          <w:sz w:val="22"/>
-        </w:rPr>
-        <w:t>Saxsı qablar ailələrə xörək qaynatmaq, yağ saxlamaq və ölüləri bu günədək məlumat daşıyan dəfn hədiyyələri ilə torpağa tapşırmaq imkanı verdi. Eyni üslubda hazırlanmış qablar icmaların kimliyini və qarşılıqlı əlaqələrini göstərirdi. Dulusçuluq həm də çarx arxasında ağır zəhmət və sobalardan qalxan tüstü demək idi. Bununla belə, bu gün süfrəyə qoyulan adi fincan ilk dəfə kiminsə gili bərkitmək üçün oda etibar etdiyi vaxt başlayan hekayəni davam etdirir.</w:t>
+        <w:t>Qablar ailələrə xörək qaynatmaq, yağ saxlamaq və ölüləri bu gün də məlumat verən dəfn əşyaları ilə basdırmaq imkanı verdi. Qabların ortaq üslubları kimliyi və mübadiləni göstərirdi. Dulusçuluq çarx arxasında ağır əmək və soba tüstüsü də demək idi. Masadakı adi fincan belə kiminsə gili odda bərkitməyi ilk dəfə sınaması ilə başlayan tarixin davamıdır.</w:t>
       </w:r>
     </w:p>
     <w:p>
       <w:pPr>
-        <w:keepNext/>
-        <w:spacing w:before="240" w:after="120"/>
+        <w:pStyle w:val="Heading1"/>
+        <w:widowControl/>
       </w:pPr>
       <w:r>
-        <w:rPr>
-          <w:rFonts w:ascii="Calibri" w:hAnsi="Calibri" w:eastAsia="Calibri"/>
-          <w:b/>
-          <w:i w:val="0"/>
-          <w:color w:val="004E8C"/>
-          <w:sz w:val="28"/>
-        </w:rPr>
         <w:t>Mənbələr və istinadlar</w:t>
       </w:r>
     </w:p>
     <w:p>
       <w:pPr>
-        <w:keepNext/>
-        <w:spacing w:before="240" w:after="120"/>
+        <w:pStyle w:val="Heading2"/>
+        <w:widowControl/>
       </w:pPr>
       <w:r>
         <w:rPr>
-          <w:rFonts w:ascii="Calibri" w:hAnsi="Calibri" w:eastAsia="Calibri"/>
-          <w:b/>
-          <w:i w:val="0"/>
-          <w:color w:val="004E8C"/>
-          <w:sz w:val="24"/>
+          <w:sz w:val="20"/>
         </w:rPr>
-        <w:t>A. Kitablar və əsas elmi əsərlər</w:t>
+        <w:t>A Kitablar və əsas elmi əsərlər</w:t>
       </w:r>
     </w:p>
     <w:p>
       <w:pPr>
-        <w:spacing w:after="80"/>
-        <w:ind w:left="360"/>
+        <w:widowControl/>
       </w:pPr>
       <w:r>
         <w:rPr>
-          <w:rFonts w:ascii="Calibri" w:hAnsi="Calibri" w:eastAsia="Calibri"/>
-          <w:b w:val="0"/>
-          <w:i w:val="0"/>
-          <w:sz w:val="22"/>
+          <w:sz w:val="20"/>
         </w:rPr>
         <w:t>1. Rice, Prudence M. Pottery Analysis: A Sourcebook. 2nd ed. Chicago: University of Chicago Press, 2015.</w:t>
       </w:r>
     </w:p>
     <w:p>
       <w:pPr>
-        <w:keepNext/>
-        <w:spacing w:before="240" w:after="120"/>
+        <w:pStyle w:val="Heading2"/>
+        <w:widowControl/>
       </w:pPr>
       <w:r>
         <w:rPr>
-          <w:rFonts w:ascii="Calibri" w:hAnsi="Calibri" w:eastAsia="Calibri"/>
-          <w:b/>
-          <w:i w:val="0"/>
-          <w:color w:val="004E8C"/>
-          <w:sz w:val="24"/>
+          <w:sz w:val="20"/>
         </w:rPr>
-        <w:t>C. Təşkilatların materialları və ensiklopedik mənbələr</w:t>
+        <w:t>C Qurumların materialları və ensiklopedik mənbələr</w:t>
       </w:r>
     </w:p>
     <w:p>
       <w:pPr>
-        <w:spacing w:after="80"/>
-        <w:ind w:left="360"/>
+        <w:widowControl/>
       </w:pPr>
       <w:r>
         <w:rPr>
-          <w:rFonts w:ascii="Calibri" w:hAnsi="Calibri" w:eastAsia="Calibri"/>
-          <w:b w:val="0"/>
-          <w:i w:val="0"/>
-          <w:sz w:val="22"/>
+          <w:sz w:val="20"/>
         </w:rPr>
-        <w:t>1. Encyclopaedia Britannica. “Pottery” (“Dulusçuluq”).</w:t>
-      </w:r>
-      <w:r>
-        <w:rPr>
-          <w:rFonts w:ascii="Calibri" w:hAnsi="Calibri" w:eastAsia="Calibri"/>
-          <w:b w:val="0"/>
-          <w:i w:val="0"/>
-          <w:sz w:val="22"/>
-        </w:rPr>
-        <w:t xml:space="preserve"> </w:t>
+        <w:t xml:space="preserve">1. Encyclopaedia Britannica. 'Pottery.' </w:t>
       </w:r>
       <w:hyperlink r:id="rId9">
         <w:r>
           <w:rPr>
-            <w:rFonts w:ascii="Calibri" w:hAnsi="Calibri" w:eastAsia="Calibri"/>
-            <w:b w:val="0"/>
-            <w:i w:val="0"/>
-            <w:sz w:val="22"/>
-            <w:color w:val="0563C1"/>
-            <w:u w:val="single"/>
+            <w:sz w:val="20"/>
           </w:rPr>
           <w:t>https://www.britannica.com/art/pottery</w:t>
         </w:r>
       </w:hyperlink>
+      <w:r>
+        <w:rPr>
+          <w:sz w:val="20"/>
+        </w:rPr>
+      </w:r>
     </w:p>
     <w:p>
       <w:pPr>
-        <w:spacing w:after="80"/>
-        <w:ind w:left="360"/>
+        <w:widowControl/>
       </w:pPr>
       <w:r>
         <w:rPr>
-          <w:rFonts w:ascii="Calibri" w:hAnsi="Calibri" w:eastAsia="Calibri"/>
-          <w:b w:val="0"/>
-          <w:i w:val="0"/>
-          <w:sz w:val="22"/>
+          <w:sz w:val="20"/>
         </w:rPr>
-        <w:t>2. Encyclopaedia Britannica. “Ceramic composition and properties” (“Keramikanın tərkibi və xüsusiyyətləri”).</w:t>
-      </w:r>
-      <w:r>
-        <w:rPr>
-          <w:rFonts w:ascii="Calibri" w:hAnsi="Calibri" w:eastAsia="Calibri"/>
-          <w:b w:val="0"/>
-          <w:i w:val="0"/>
-          <w:sz w:val="22"/>
-        </w:rPr>
-        <w:t xml:space="preserve"> </w:t>
+        <w:t xml:space="preserve">2. Encyclopaedia Britannica. 'Ceramic composition and properties.' </w:t>
       </w:r>
       <w:hyperlink r:id="rId10">
         <w:r>
           <w:rPr>
-            <w:rFonts w:ascii="Calibri" w:hAnsi="Calibri" w:eastAsia="Calibri"/>
-            <w:b w:val="0"/>
-            <w:i w:val="0"/>
-            <w:sz w:val="22"/>
-            <w:color w:val="0563C1"/>
-            <w:u w:val="single"/>
+            <w:sz w:val="20"/>
           </w:rPr>
           <w:t>https://www.britannica.com/science/ceramic-composition-and-properties</w:t>
         </w:r>
       </w:hyperlink>
-    </w:p>
-    <w:p>
-      <w:pPr>
-        <w:keepNext/>
-        <w:spacing w:before="240" w:after="120"/>
-      </w:pPr>
       <w:r>
         <w:rPr>
-          <w:rFonts w:ascii="Calibri" w:hAnsi="Calibri" w:eastAsia="Calibri"/>
-          <w:b/>
-          <w:i w:val="0"/>
-          <w:color w:val="004E8C"/>
-          <w:sz w:val="24"/>
+          <w:sz w:val="20"/>
         </w:rPr>
-        <w:t>D. Muzey, arxiv və kitabxana materialları</w:t>
       </w:r>
     </w:p>
     <w:p>
       <w:pPr>
-        <w:spacing w:after="80"/>
-        <w:ind w:left="360"/>
+        <w:pStyle w:val="Heading2"/>
+        <w:widowControl/>
       </w:pPr>
       <w:r>
         <w:rPr>
-          <w:rFonts w:ascii="Calibri" w:hAnsi="Calibri" w:eastAsia="Calibri"/>
-          <w:b w:val="0"/>
-          <w:i w:val="0"/>
-          <w:sz w:val="22"/>
+          <w:sz w:val="20"/>
         </w:rPr>
-        <w:t>1. Science Museum (London). Materiallar və istehsal kolleksiyaları.</w:t>
+        <w:t>D Muzey arxiv və kitabxana materialları</w:t>
       </w:r>
+    </w:p>
+    <w:p>
+      <w:pPr>
+        <w:widowControl/>
+      </w:pPr>
       <w:r>
         <w:rPr>
-          <w:rFonts w:ascii="Calibri" w:hAnsi="Calibri" w:eastAsia="Calibri"/>
-          <w:b w:val="0"/>
-          <w:i w:val="0"/>
-          <w:sz w:val="22"/>
+          <w:sz w:val="20"/>
         </w:rPr>
-        <w:t xml:space="preserve"> </w:t>
+        <w:t xml:space="preserve">1. Science Museum (London). Materials and making collections. </w:t>
       </w:r>
       <w:hyperlink r:id="rId11">
         <w:r>
           <w:rPr>
-            <w:rFonts w:ascii="Calibri" w:hAnsi="Calibri" w:eastAsia="Calibri"/>
-            <w:b w:val="0"/>
-            <w:i w:val="0"/>
-            <w:sz w:val="22"/>
-            <w:color w:val="0563C1"/>
-            <w:u w:val="single"/>
+            <w:sz w:val="20"/>
           </w:rPr>
           <w:t>https://www.sciencemuseum.org.uk/objects-and-stories</w:t>
         </w:r>
       </w:hyperlink>
+      <w:r>
+        <w:rPr>
+          <w:sz w:val="20"/>
+        </w:rPr>
+      </w:r>
     </w:p>
     <w:sectPr>
-      <w:pgSz w:w="12240" w:h="15840"/>
-      <w:pgMar w:top="1296" w:right="1440" w:bottom="1296" w:left="1440" w:header="720" w:footer="720" w:gutter="0"/>
+      <w:footerReference w:type="default" r:id="rId12"/>
+      <w:pgSz w:w="11906" w:h="16838"/>
+      <w:pgMar w:top="1020" w:right="1134" w:bottom="1020" w:left="1134" w:header="720" w:footer="720" w:gutter="0"/>
       <w:cols w:space="720"/>
       <w:docGrid w:linePitch="360"/>
     </w:sectPr>
   </w:body>
 </w:document>
+</file>
+
+<file path=word/footer1.xml><?xml version="1.0" encoding="utf-8"?>
+<w:ftr xmlns:m="http://schemas.openxmlformats.org/officeDocument/2006/math" xmlns:mc="http://schemas.openxmlformats.org/markup-compatibility/2006" xmlns:mo="http://schemas.microsoft.com/office/mac/office/2008/main" xmlns:mv="urn:schemas-microsoft-com:mac:vml" xmlns:o="urn:schemas-microsoft-com:office:office" xmlns:r="http://schemas.openxmlformats.org/officeDocument/2006/relationships" xmlns:v="urn:schemas-microsoft-com:vml" xmlns:w10="urn:schemas-microsoft-com:office:word" xmlns:w14="http://schemas.microsoft.com/office/word/2010/wordml" xmlns:w="http://schemas.openxmlformats.org/wordprocessingml/2006/main" xmlns:wne="http://schemas.microsoft.com/office/word/2006/wordml" xmlns:wp14="http://schemas.microsoft.com/office/word/2010/wordprocessingDrawing" xmlns:wp="http://schemas.openxmlformats.org/drawingml/2006/wordprocessingDrawing" xmlns:wpc="http://schemas.microsoft.com/office/word/2010/wordprocessingCanvas" xmlns:wpg="http://schemas.microsoft.com/office/word/2010/wordprocessingGroup" xmlns:wpi="http://schemas.microsoft.com/office/word/2010/wordprocessingInk" xmlns:wps="http://schemas.microsoft.com/office/word/2010/wordprocessingShape" mc:Ignorable="w14 wp14">
+  <w:p>
+    <w:pPr>
+      <w:pStyle w:val="Footer"/>
+      <w:jc w:val="right"/>
+    </w:pPr>
+    <w:fldSimple w:instr="PAGE"/>
+  </w:p>
+</w:ftr>
 </file>
 
 <file path=word/numbering.xml><?xml version="1.0" encoding="utf-8"?>
@@ -735,7 +558,7 @@
   <w:docDefaults>
     <w:rPrDefault>
       <w:rPr>
-        <w:rFonts w:asciiTheme="minorHAnsi" w:eastAsiaTheme="minorEastAsia" w:hAnsiTheme="minorHAnsi" w:cstheme="minorBidi"/>
+        <w:rFonts/>
         <w:sz w:val="22"/>
         <w:szCs w:val="22"/>
         <w:lang w:val="en-US" w:eastAsia="en-US" w:bidi="ar-SA"/>
@@ -890,6 +713,15 @@
     <w:name w:val="Normal"/>
     <w:qFormat/>
     <w:rsid w:val="00FC693F"/>
+    <w:pPr>
+      <w:spacing w:after="120" w:line="259" w:lineRule="auto"/>
+    </w:pPr>
+    <w:rPr>
+      <w:rFonts w:ascii="Times New Roman" w:hAnsi="Times New Roman"/>
+      <w:color w:val="000000"/>
+      <w:sz w:val="24"/>
+      <w:lang w:val="az-Latn-AZ"/>
+    </w:rPr>
   </w:style>
   <w:style w:type="paragraph" w:styleId="Header">
     <w:name w:val="header"/>
@@ -946,16 +778,17 @@
     <w:pPr>
       <w:keepNext/>
       <w:keepLines/>
-      <w:spacing w:before="480" w:after="0"/>
+      <w:spacing w:before="480" w:after="120" w:line="259" w:lineRule="auto"/>
       <w:outlineLvl w:val="0"/>
     </w:pPr>
     <w:rPr>
-      <w:rFonts w:asciiTheme="majorHAnsi" w:eastAsiaTheme="majorEastAsia" w:hAnsiTheme="majorHAnsi" w:cstheme="majorBidi"/>
+      <w:rFonts w:ascii="Times New Roman" w:hAnsi="Times New Roman"/>
       <w:b/>
       <w:bCs/>
-      <w:color w:val="365F91" w:themeColor="accent1" w:themeShade="BF"/>
-      <w:sz w:val="28"/>
+      <w:color w:val="000000"/>
+      <w:sz w:val="26"/>
       <w:szCs w:val="28"/>
+      <w:lang w:val="az-Latn-AZ"/>
     </w:rPr>
   </w:style>
   <w:style w:type="paragraph" w:styleId="Heading2">
@@ -970,16 +803,17 @@
     <w:pPr>
       <w:keepNext/>
       <w:keepLines/>
-      <w:spacing w:before="200" w:after="0"/>
+      <w:spacing w:before="200" w:after="120" w:line="259" w:lineRule="auto"/>
       <w:outlineLvl w:val="1"/>
     </w:pPr>
     <w:rPr>
-      <w:rFonts w:asciiTheme="majorHAnsi" w:eastAsiaTheme="majorEastAsia" w:hAnsiTheme="majorHAnsi" w:cstheme="majorBidi"/>
+      <w:rFonts w:ascii="Times New Roman" w:hAnsi="Times New Roman"/>
       <w:b/>
       <w:bCs/>
-      <w:color w:val="4F81BD" w:themeColor="accent1"/>
+      <w:color w:val="000000"/>
       <w:sz w:val="26"/>
       <w:szCs w:val="26"/>
+      <w:lang w:val="az-Latn-AZ"/>
     </w:rPr>
   </w:style>
   <w:style w:type="paragraph" w:styleId="Heading3">
@@ -998,7 +832,7 @@
       <w:outlineLvl w:val="2"/>
     </w:pPr>
     <w:rPr>
-      <w:rFonts w:asciiTheme="majorHAnsi" w:eastAsiaTheme="majorEastAsia" w:hAnsiTheme="majorHAnsi" w:cstheme="majorBidi"/>
+      <w:rFonts/>
       <w:b/>
       <w:bCs/>
       <w:color w:val="4F81BD" w:themeColor="accent1"/>
@@ -1021,7 +855,7 @@
       <w:outlineLvl w:val="3"/>
     </w:pPr>
     <w:rPr>
-      <w:rFonts w:asciiTheme="majorHAnsi" w:eastAsiaTheme="majorEastAsia" w:hAnsiTheme="majorHAnsi" w:cstheme="majorBidi"/>
+      <w:rFonts/>
       <w:b/>
       <w:bCs/>
       <w:i/>
@@ -1046,7 +880,7 @@
       <w:outlineLvl w:val="4"/>
     </w:pPr>
     <w:rPr>
-      <w:rFonts w:asciiTheme="majorHAnsi" w:eastAsiaTheme="majorEastAsia" w:hAnsiTheme="majorHAnsi" w:cstheme="majorBidi"/>
+      <w:rFonts/>
       <w:color w:val="243F60" w:themeColor="accent1" w:themeShade="7F"/>
     </w:rPr>
   </w:style>
@@ -1067,7 +901,7 @@
       <w:outlineLvl w:val="5"/>
     </w:pPr>
     <w:rPr>
-      <w:rFonts w:asciiTheme="majorHAnsi" w:eastAsiaTheme="majorEastAsia" w:hAnsiTheme="majorHAnsi" w:cstheme="majorBidi"/>
+      <w:rFonts/>
       <w:i/>
       <w:iCs/>
       <w:color w:val="243F60" w:themeColor="accent1" w:themeShade="7F"/>
@@ -1090,7 +924,7 @@
       <w:outlineLvl w:val="6"/>
     </w:pPr>
     <w:rPr>
-      <w:rFonts w:asciiTheme="majorHAnsi" w:eastAsiaTheme="majorEastAsia" w:hAnsiTheme="majorHAnsi" w:cstheme="majorBidi"/>
+      <w:rFonts/>
       <w:i/>
       <w:iCs/>
       <w:color w:val="404040" w:themeColor="text1" w:themeTint="BF"/>
@@ -1113,7 +947,7 @@
       <w:outlineLvl w:val="7"/>
     </w:pPr>
     <w:rPr>
-      <w:rFonts w:asciiTheme="majorHAnsi" w:eastAsiaTheme="majorEastAsia" w:hAnsiTheme="majorHAnsi" w:cstheme="majorBidi"/>
+      <w:rFonts/>
       <w:color w:val="4F81BD" w:themeColor="accent1"/>
       <w:sz w:val="20"/>
       <w:szCs w:val="20"/>
@@ -1136,7 +970,7 @@
       <w:outlineLvl w:val="8"/>
     </w:pPr>
     <w:rPr>
-      <w:rFonts w:asciiTheme="majorHAnsi" w:eastAsiaTheme="majorEastAsia" w:hAnsiTheme="majorHAnsi" w:cstheme="majorBidi"/>
+      <w:rFonts/>
       <w:i/>
       <w:iCs/>
       <w:color w:val="404040" w:themeColor="text1" w:themeTint="BF"/>
@@ -1187,7 +1021,7 @@
     <w:uiPriority w:val="9"/>
     <w:rsid w:val="00FC693F"/>
     <w:rPr>
-      <w:rFonts w:asciiTheme="majorHAnsi" w:eastAsiaTheme="majorEastAsia" w:hAnsiTheme="majorHAnsi" w:cstheme="majorBidi"/>
+      <w:rFonts/>
       <w:b/>
       <w:bCs/>
       <w:color w:val="365F91" w:themeColor="accent1" w:themeShade="BF"/>
@@ -1202,7 +1036,7 @@
     <w:uiPriority w:val="9"/>
     <w:rsid w:val="00FC693F"/>
     <w:rPr>
-      <w:rFonts w:asciiTheme="majorHAnsi" w:eastAsiaTheme="majorEastAsia" w:hAnsiTheme="majorHAnsi" w:cstheme="majorBidi"/>
+      <w:rFonts/>
       <w:b/>
       <w:bCs/>
       <w:color w:val="4F81BD" w:themeColor="accent1"/>
@@ -1217,7 +1051,7 @@
     <w:uiPriority w:val="9"/>
     <w:rsid w:val="00FC693F"/>
     <w:rPr>
-      <w:rFonts w:asciiTheme="majorHAnsi" w:eastAsiaTheme="majorEastAsia" w:hAnsiTheme="majorHAnsi" w:cstheme="majorBidi"/>
+      <w:rFonts/>
       <w:b/>
       <w:bCs/>
       <w:color w:val="4F81BD" w:themeColor="accent1"/>
@@ -1232,19 +1066,17 @@
     <w:qFormat/>
     <w:rsid w:val="00FC693F"/>
     <w:pPr>
-      <w:pBdr>
-        <w:bottom w:val="single" w:sz="8" w:space="4" w:color="4F81BD" w:themeColor="accent1"/>
-      </w:pBdr>
-      <w:spacing w:after="300" w:line="240" w:lineRule="auto"/>
+      <w:spacing w:after="120" w:line="259" w:lineRule="auto"/>
       <w:contextualSpacing/>
     </w:pPr>
     <w:rPr>
-      <w:rFonts w:asciiTheme="majorHAnsi" w:eastAsiaTheme="majorEastAsia" w:hAnsiTheme="majorHAnsi" w:cstheme="majorBidi"/>
-      <w:color w:val="17365D" w:themeColor="text2" w:themeShade="BF"/>
+      <w:rFonts w:ascii="Times New Roman" w:hAnsi="Times New Roman"/>
+      <w:color w:val="000000"/>
       <w:spacing w:val="5"/>
       <w:kern w:val="28"/>
-      <w:sz w:val="52"/>
+      <w:sz w:val="40"/>
       <w:szCs w:val="52"/>
+      <w:lang w:val="az-Latn-AZ"/>
     </w:rPr>
   </w:style>
   <w:style w:type="character" w:customStyle="1" w:styleId="TitleChar">
@@ -1254,7 +1086,7 @@
     <w:uiPriority w:val="10"/>
     <w:rsid w:val="00FC693F"/>
     <w:rPr>
-      <w:rFonts w:asciiTheme="majorHAnsi" w:eastAsiaTheme="majorEastAsia" w:hAnsiTheme="majorHAnsi" w:cstheme="majorBidi"/>
+      <w:rFonts/>
       <w:color w:val="17365D" w:themeColor="text2" w:themeShade="BF"/>
       <w:spacing w:val="5"/>
       <w:kern w:val="28"/>
@@ -1276,7 +1108,7 @@
       </w:numPr>
     </w:pPr>
     <w:rPr>
-      <w:rFonts w:asciiTheme="majorHAnsi" w:eastAsiaTheme="majorEastAsia" w:hAnsiTheme="majorHAnsi" w:cstheme="majorBidi"/>
+      <w:rFonts/>
       <w:i/>
       <w:iCs/>
       <w:color w:val="4F81BD" w:themeColor="accent1"/>
@@ -1292,7 +1124,7 @@
     <w:uiPriority w:val="11"/>
     <w:rsid w:val="00FC693F"/>
     <w:rPr>
-      <w:rFonts w:asciiTheme="majorHAnsi" w:eastAsiaTheme="majorEastAsia" w:hAnsiTheme="majorHAnsi" w:cstheme="majorBidi"/>
+      <w:rFonts/>
       <w:i/>
       <w:iCs/>
       <w:color w:val="4F81BD" w:themeColor="accent1"/>
@@ -1417,8 +1249,15 @@
       <w:numPr>
         <w:numId w:val="1"/>
       </w:numPr>
+      <w:spacing w:after="120" w:line="259" w:lineRule="auto"/>
       <w:contextualSpacing/>
     </w:pPr>
+    <w:rPr>
+      <w:rFonts w:ascii="Times New Roman" w:hAnsi="Times New Roman"/>
+      <w:color w:val="000000"/>
+      <w:sz w:val="24"/>
+      <w:lang w:val="az-Latn-AZ"/>
+    </w:rPr>
   </w:style>
   <w:style w:type="paragraph" w:styleId="ListBullet2">
     <w:name w:val="List Bullet 2"/>
@@ -1590,7 +1429,7 @@
     <w:semiHidden/>
     <w:rsid w:val="00FC693F"/>
     <w:rPr>
-      <w:rFonts w:asciiTheme="majorHAnsi" w:eastAsiaTheme="majorEastAsia" w:hAnsiTheme="majorHAnsi" w:cstheme="majorBidi"/>
+      <w:rFonts/>
       <w:b/>
       <w:bCs/>
       <w:i/>
@@ -1606,7 +1445,7 @@
     <w:semiHidden/>
     <w:rsid w:val="00FC693F"/>
     <w:rPr>
-      <w:rFonts w:asciiTheme="majorHAnsi" w:eastAsiaTheme="majorEastAsia" w:hAnsiTheme="majorHAnsi" w:cstheme="majorBidi"/>
+      <w:rFonts/>
       <w:color w:val="243F60" w:themeColor="accent1" w:themeShade="7F"/>
     </w:rPr>
   </w:style>
@@ -1618,7 +1457,7 @@
     <w:semiHidden/>
     <w:rsid w:val="00FC693F"/>
     <w:rPr>
-      <w:rFonts w:asciiTheme="majorHAnsi" w:eastAsiaTheme="majorEastAsia" w:hAnsiTheme="majorHAnsi" w:cstheme="majorBidi"/>
+      <w:rFonts/>
       <w:i/>
       <w:iCs/>
       <w:color w:val="243F60" w:themeColor="accent1" w:themeShade="7F"/>
@@ -1632,7 +1471,7 @@
     <w:semiHidden/>
     <w:rsid w:val="00FC693F"/>
     <w:rPr>
-      <w:rFonts w:asciiTheme="majorHAnsi" w:eastAsiaTheme="majorEastAsia" w:hAnsiTheme="majorHAnsi" w:cstheme="majorBidi"/>
+      <w:rFonts/>
       <w:i/>
       <w:iCs/>
       <w:color w:val="404040" w:themeColor="text1" w:themeTint="BF"/>
@@ -1646,7 +1485,7 @@
     <w:semiHidden/>
     <w:rsid w:val="00FC693F"/>
     <w:rPr>
-      <w:rFonts w:asciiTheme="majorHAnsi" w:eastAsiaTheme="majorEastAsia" w:hAnsiTheme="majorHAnsi" w:cstheme="majorBidi"/>
+      <w:rFonts/>
       <w:color w:val="4F81BD" w:themeColor="accent1"/>
       <w:sz w:val="20"/>
       <w:szCs w:val="20"/>
@@ -1660,7 +1499,7 @@
     <w:semiHidden/>
     <w:rsid w:val="00FC693F"/>
     <w:rPr>
-      <w:rFonts w:asciiTheme="majorHAnsi" w:eastAsiaTheme="majorEastAsia" w:hAnsiTheme="majorHAnsi" w:cstheme="majorBidi"/>
+      <w:rFonts/>
       <w:i/>
       <w:iCs/>
       <w:color w:val="404040" w:themeColor="text1" w:themeTint="BF"/>
@@ -1719,9 +1558,6 @@
     <w:qFormat/>
     <w:rsid w:val="00FC693F"/>
     <w:pPr>
-      <w:pBdr>
-        <w:bottom w:val="single" w:sz="4" w:space="4" w:color="4F81BD" w:themeColor="accent1"/>
-      </w:pBdr>
       <w:spacing w:before="200" w:after="280"/>
       <w:ind w:left="936" w:right="936"/>
     </w:pPr>
@@ -3249,7 +3085,7 @@
         <w:spacing w:before="0" w:after="0" w:line="240" w:lineRule="auto"/>
       </w:pPr>
       <w:rPr>
-        <w:rFonts w:asciiTheme="majorHAnsi" w:eastAsiaTheme="majorEastAsia" w:hAnsiTheme="majorHAnsi" w:cstheme="majorBidi"/>
+        <w:rFonts/>
         <w:b/>
         <w:bCs/>
       </w:rPr>
@@ -3270,7 +3106,7 @@
         <w:spacing w:before="0" w:after="0" w:line="240" w:lineRule="auto"/>
       </w:pPr>
       <w:rPr>
-        <w:rFonts w:asciiTheme="majorHAnsi" w:eastAsiaTheme="majorEastAsia" w:hAnsiTheme="majorHAnsi" w:cstheme="majorBidi"/>
+        <w:rFonts/>
         <w:b/>
         <w:bCs/>
       </w:rPr>
@@ -3288,14 +3124,14 @@
     </w:tblStylePr>
     <w:tblStylePr w:type="firstCol">
       <w:rPr>
-        <w:rFonts w:asciiTheme="majorHAnsi" w:eastAsiaTheme="majorEastAsia" w:hAnsiTheme="majorHAnsi" w:cstheme="majorBidi"/>
+        <w:rFonts/>
         <w:b/>
         <w:bCs/>
       </w:rPr>
     </w:tblStylePr>
     <w:tblStylePr w:type="lastCol">
       <w:rPr>
-        <w:rFonts w:asciiTheme="majorHAnsi" w:eastAsiaTheme="majorEastAsia" w:hAnsiTheme="majorHAnsi" w:cstheme="majorBidi"/>
+        <w:rFonts/>
         <w:b/>
         <w:bCs/>
       </w:rPr>
@@ -3379,7 +3215,7 @@
         <w:spacing w:before="0" w:after="0" w:line="240" w:lineRule="auto"/>
       </w:pPr>
       <w:rPr>
-        <w:rFonts w:asciiTheme="majorHAnsi" w:eastAsiaTheme="majorEastAsia" w:hAnsiTheme="majorHAnsi" w:cstheme="majorBidi"/>
+        <w:rFonts/>
         <w:b/>
         <w:bCs/>
       </w:rPr>
@@ -3400,7 +3236,7 @@
         <w:spacing w:before="0" w:after="0" w:line="240" w:lineRule="auto"/>
       </w:pPr>
       <w:rPr>
-        <w:rFonts w:asciiTheme="majorHAnsi" w:eastAsiaTheme="majorEastAsia" w:hAnsiTheme="majorHAnsi" w:cstheme="majorBidi"/>
+        <w:rFonts/>
         <w:b/>
         <w:bCs/>
       </w:rPr>
@@ -3418,14 +3254,14 @@
     </w:tblStylePr>
     <w:tblStylePr w:type="firstCol">
       <w:rPr>
-        <w:rFonts w:asciiTheme="majorHAnsi" w:eastAsiaTheme="majorEastAsia" w:hAnsiTheme="majorHAnsi" w:cstheme="majorBidi"/>
+        <w:rFonts/>
         <w:b/>
         <w:bCs/>
       </w:rPr>
     </w:tblStylePr>
     <w:tblStylePr w:type="lastCol">
       <w:rPr>
-        <w:rFonts w:asciiTheme="majorHAnsi" w:eastAsiaTheme="majorEastAsia" w:hAnsiTheme="majorHAnsi" w:cstheme="majorBidi"/>
+        <w:rFonts/>
         <w:b/>
         <w:bCs/>
       </w:rPr>
@@ -3509,7 +3345,7 @@
         <w:spacing w:before="0" w:after="0" w:line="240" w:lineRule="auto"/>
       </w:pPr>
       <w:rPr>
-        <w:rFonts w:asciiTheme="majorHAnsi" w:eastAsiaTheme="majorEastAsia" w:hAnsiTheme="majorHAnsi" w:cstheme="majorBidi"/>
+        <w:rFonts/>
         <w:b/>
         <w:bCs/>
       </w:rPr>
@@ -3530,7 +3366,7 @@
         <w:spacing w:before="0" w:after="0" w:line="240" w:lineRule="auto"/>
       </w:pPr>
       <w:rPr>
-        <w:rFonts w:asciiTheme="majorHAnsi" w:eastAsiaTheme="majorEastAsia" w:hAnsiTheme="majorHAnsi" w:cstheme="majorBidi"/>
+        <w:rFonts/>
         <w:b/>
         <w:bCs/>
       </w:rPr>
@@ -3548,14 +3384,14 @@
     </w:tblStylePr>
     <w:tblStylePr w:type="firstCol">
       <w:rPr>
-        <w:rFonts w:asciiTheme="majorHAnsi" w:eastAsiaTheme="majorEastAsia" w:hAnsiTheme="majorHAnsi" w:cstheme="majorBidi"/>
+        <w:rFonts/>
         <w:b/>
         <w:bCs/>
       </w:rPr>
     </w:tblStylePr>
     <w:tblStylePr w:type="lastCol">
       <w:rPr>
-        <w:rFonts w:asciiTheme="majorHAnsi" w:eastAsiaTheme="majorEastAsia" w:hAnsiTheme="majorHAnsi" w:cstheme="majorBidi"/>
+        <w:rFonts/>
         <w:b/>
         <w:bCs/>
       </w:rPr>
@@ -3639,7 +3475,7 @@
         <w:spacing w:before="0" w:after="0" w:line="240" w:lineRule="auto"/>
       </w:pPr>
       <w:rPr>
-        <w:rFonts w:asciiTheme="majorHAnsi" w:eastAsiaTheme="majorEastAsia" w:hAnsiTheme="majorHAnsi" w:cstheme="majorBidi"/>
+        <w:rFonts/>
         <w:b/>
         <w:bCs/>
       </w:rPr>
@@ -3660,7 +3496,7 @@
         <w:spacing w:before="0" w:after="0" w:line="240" w:lineRule="auto"/>
       </w:pPr>
       <w:rPr>
-        <w:rFonts w:asciiTheme="majorHAnsi" w:eastAsiaTheme="majorEastAsia" w:hAnsiTheme="majorHAnsi" w:cstheme="majorBidi"/>
+        <w:rFonts/>
         <w:b/>
         <w:bCs/>
       </w:rPr>
@@ -3678,14 +3514,14 @@
     </w:tblStylePr>
     <w:tblStylePr w:type="firstCol">
       <w:rPr>
-        <w:rFonts w:asciiTheme="majorHAnsi" w:eastAsiaTheme="majorEastAsia" w:hAnsiTheme="majorHAnsi" w:cstheme="majorBidi"/>
+        <w:rFonts/>
         <w:b/>
         <w:bCs/>
       </w:rPr>
     </w:tblStylePr>
     <w:tblStylePr w:type="lastCol">
       <w:rPr>
-        <w:rFonts w:asciiTheme="majorHAnsi" w:eastAsiaTheme="majorEastAsia" w:hAnsiTheme="majorHAnsi" w:cstheme="majorBidi"/>
+        <w:rFonts/>
         <w:b/>
         <w:bCs/>
       </w:rPr>
@@ -3769,7 +3605,7 @@
         <w:spacing w:before="0" w:after="0" w:line="240" w:lineRule="auto"/>
       </w:pPr>
       <w:rPr>
-        <w:rFonts w:asciiTheme="majorHAnsi" w:eastAsiaTheme="majorEastAsia" w:hAnsiTheme="majorHAnsi" w:cstheme="majorBidi"/>
+        <w:rFonts/>
         <w:b/>
         <w:bCs/>
       </w:rPr>
@@ -3790,7 +3626,7 @@
         <w:spacing w:before="0" w:after="0" w:line="240" w:lineRule="auto"/>
       </w:pPr>
       <w:rPr>
-        <w:rFonts w:asciiTheme="majorHAnsi" w:eastAsiaTheme="majorEastAsia" w:hAnsiTheme="majorHAnsi" w:cstheme="majorBidi"/>
+        <w:rFonts/>
         <w:b/>
         <w:bCs/>
       </w:rPr>
@@ -3808,14 +3644,14 @@
     </w:tblStylePr>
     <w:tblStylePr w:type="firstCol">
       <w:rPr>
-        <w:rFonts w:asciiTheme="majorHAnsi" w:eastAsiaTheme="majorEastAsia" w:hAnsiTheme="majorHAnsi" w:cstheme="majorBidi"/>
+        <w:rFonts/>
         <w:b/>
         <w:bCs/>
       </w:rPr>
     </w:tblStylePr>
     <w:tblStylePr w:type="lastCol">
       <w:rPr>
-        <w:rFonts w:asciiTheme="majorHAnsi" w:eastAsiaTheme="majorEastAsia" w:hAnsiTheme="majorHAnsi" w:cstheme="majorBidi"/>
+        <w:rFonts/>
         <w:b/>
         <w:bCs/>
       </w:rPr>
@@ -3899,7 +3735,7 @@
         <w:spacing w:before="0" w:after="0" w:line="240" w:lineRule="auto"/>
       </w:pPr>
       <w:rPr>
-        <w:rFonts w:asciiTheme="majorHAnsi" w:eastAsiaTheme="majorEastAsia" w:hAnsiTheme="majorHAnsi" w:cstheme="majorBidi"/>
+        <w:rFonts/>
         <w:b/>
         <w:bCs/>
       </w:rPr>
@@ -3920,7 +3756,7 @@
         <w:spacing w:before="0" w:after="0" w:line="240" w:lineRule="auto"/>
       </w:pPr>
       <w:rPr>
-        <w:rFonts w:asciiTheme="majorHAnsi" w:eastAsiaTheme="majorEastAsia" w:hAnsiTheme="majorHAnsi" w:cstheme="majorBidi"/>
+        <w:rFonts/>
         <w:b/>
         <w:bCs/>
       </w:rPr>
@@ -3938,14 +3774,14 @@
     </w:tblStylePr>
     <w:tblStylePr w:type="firstCol">
       <w:rPr>
-        <w:rFonts w:asciiTheme="majorHAnsi" w:eastAsiaTheme="majorEastAsia" w:hAnsiTheme="majorHAnsi" w:cstheme="majorBidi"/>
+        <w:rFonts/>
         <w:b/>
         <w:bCs/>
       </w:rPr>
     </w:tblStylePr>
     <w:tblStylePr w:type="lastCol">
       <w:rPr>
-        <w:rFonts w:asciiTheme="majorHAnsi" w:eastAsiaTheme="majorEastAsia" w:hAnsiTheme="majorHAnsi" w:cstheme="majorBidi"/>
+        <w:rFonts/>
         <w:b/>
         <w:bCs/>
       </w:rPr>
@@ -4029,7 +3865,7 @@
         <w:spacing w:before="0" w:after="0" w:line="240" w:lineRule="auto"/>
       </w:pPr>
       <w:rPr>
-        <w:rFonts w:asciiTheme="majorHAnsi" w:eastAsiaTheme="majorEastAsia" w:hAnsiTheme="majorHAnsi" w:cstheme="majorBidi"/>
+        <w:rFonts/>
         <w:b/>
         <w:bCs/>
       </w:rPr>
@@ -4050,7 +3886,7 @@
         <w:spacing w:before="0" w:after="0" w:line="240" w:lineRule="auto"/>
       </w:pPr>
       <w:rPr>
-        <w:rFonts w:asciiTheme="majorHAnsi" w:eastAsiaTheme="majorEastAsia" w:hAnsiTheme="majorHAnsi" w:cstheme="majorBidi"/>
+        <w:rFonts/>
         <w:b/>
         <w:bCs/>
       </w:rPr>
@@ -4068,14 +3904,14 @@
     </w:tblStylePr>
     <w:tblStylePr w:type="firstCol">
       <w:rPr>
-        <w:rFonts w:asciiTheme="majorHAnsi" w:eastAsiaTheme="majorEastAsia" w:hAnsiTheme="majorHAnsi" w:cstheme="majorBidi"/>
+        <w:rFonts/>
         <w:b/>
         <w:bCs/>
       </w:rPr>
     </w:tblStylePr>
     <w:tblStylePr w:type="lastCol">
       <w:rPr>
-        <w:rFonts w:asciiTheme="majorHAnsi" w:eastAsiaTheme="majorEastAsia" w:hAnsiTheme="majorHAnsi" w:cstheme="majorBidi"/>
+        <w:rFonts/>
         <w:b/>
         <w:bCs/>
       </w:rPr>
@@ -5940,7 +5776,7 @@
     </w:tblPr>
     <w:tblStylePr w:type="firstRow">
       <w:rPr>
-        <w:rFonts w:asciiTheme="majorHAnsi" w:eastAsiaTheme="majorEastAsia" w:hAnsiTheme="majorHAnsi" w:cstheme="majorBidi"/>
+        <w:rFonts/>
       </w:rPr>
       <w:tblPr/>
       <w:tcPr>
@@ -6024,7 +5860,7 @@
     </w:tblPr>
     <w:tblStylePr w:type="firstRow">
       <w:rPr>
-        <w:rFonts w:asciiTheme="majorHAnsi" w:eastAsiaTheme="majorEastAsia" w:hAnsiTheme="majorHAnsi" w:cstheme="majorBidi"/>
+        <w:rFonts/>
       </w:rPr>
       <w:tblPr/>
       <w:tcPr>
@@ -6108,7 +5944,7 @@
     </w:tblPr>
     <w:tblStylePr w:type="firstRow">
       <w:rPr>
-        <w:rFonts w:asciiTheme="majorHAnsi" w:eastAsiaTheme="majorEastAsia" w:hAnsiTheme="majorHAnsi" w:cstheme="majorBidi"/>
+        <w:rFonts/>
       </w:rPr>
       <w:tblPr/>
       <w:tcPr>
@@ -6192,7 +6028,7 @@
     </w:tblPr>
     <w:tblStylePr w:type="firstRow">
       <w:rPr>
-        <w:rFonts w:asciiTheme="majorHAnsi" w:eastAsiaTheme="majorEastAsia" w:hAnsiTheme="majorHAnsi" w:cstheme="majorBidi"/>
+        <w:rFonts/>
       </w:rPr>
       <w:tblPr/>
       <w:tcPr>
@@ -6276,7 +6112,7 @@
     </w:tblPr>
     <w:tblStylePr w:type="firstRow">
       <w:rPr>
-        <w:rFonts w:asciiTheme="majorHAnsi" w:eastAsiaTheme="majorEastAsia" w:hAnsiTheme="majorHAnsi" w:cstheme="majorBidi"/>
+        <w:rFonts/>
       </w:rPr>
       <w:tblPr/>
       <w:tcPr>
@@ -6360,7 +6196,7 @@
     </w:tblPr>
     <w:tblStylePr w:type="firstRow">
       <w:rPr>
-        <w:rFonts w:asciiTheme="majorHAnsi" w:eastAsiaTheme="majorEastAsia" w:hAnsiTheme="majorHAnsi" w:cstheme="majorBidi"/>
+        <w:rFonts/>
       </w:rPr>
       <w:tblPr/>
       <w:tcPr>
@@ -6444,7 +6280,7 @@
     </w:tblPr>
     <w:tblStylePr w:type="firstRow">
       <w:rPr>
-        <w:rFonts w:asciiTheme="majorHAnsi" w:eastAsiaTheme="majorEastAsia" w:hAnsiTheme="majorHAnsi" w:cstheme="majorBidi"/>
+        <w:rFonts/>
       </w:rPr>
       <w:tblPr/>
       <w:tcPr>
@@ -6509,7 +6345,7 @@
       <w:spacing w:after="0" w:line="240" w:lineRule="auto"/>
     </w:pPr>
     <w:rPr>
-      <w:rFonts w:asciiTheme="majorHAnsi" w:eastAsiaTheme="majorEastAsia" w:hAnsiTheme="majorHAnsi" w:cstheme="majorBidi"/>
+      <w:rFonts/>
       <w:color w:val="000000" w:themeColor="text1"/>
     </w:rPr>
     <w:tblPr>
@@ -6637,7 +6473,7 @@
       <w:spacing w:after="0" w:line="240" w:lineRule="auto"/>
     </w:pPr>
     <w:rPr>
-      <w:rFonts w:asciiTheme="majorHAnsi" w:eastAsiaTheme="majorEastAsia" w:hAnsiTheme="majorHAnsi" w:cstheme="majorBidi"/>
+      <w:rFonts/>
       <w:color w:val="000000" w:themeColor="text1"/>
     </w:rPr>
     <w:tblPr>
@@ -6765,7 +6601,7 @@
       <w:spacing w:after="0" w:line="240" w:lineRule="auto"/>
     </w:pPr>
     <w:rPr>
-      <w:rFonts w:asciiTheme="majorHAnsi" w:eastAsiaTheme="majorEastAsia" w:hAnsiTheme="majorHAnsi" w:cstheme="majorBidi"/>
+      <w:rFonts/>
       <w:color w:val="000000" w:themeColor="text1"/>
     </w:rPr>
     <w:tblPr>
@@ -6893,7 +6729,7 @@
       <w:spacing w:after="0" w:line="240" w:lineRule="auto"/>
     </w:pPr>
     <w:rPr>
-      <w:rFonts w:asciiTheme="majorHAnsi" w:eastAsiaTheme="majorEastAsia" w:hAnsiTheme="majorHAnsi" w:cstheme="majorBidi"/>
+      <w:rFonts/>
       <w:color w:val="000000" w:themeColor="text1"/>
     </w:rPr>
     <w:tblPr>
@@ -7021,7 +6857,7 @@
       <w:spacing w:after="0" w:line="240" w:lineRule="auto"/>
     </w:pPr>
     <w:rPr>
-      <w:rFonts w:asciiTheme="majorHAnsi" w:eastAsiaTheme="majorEastAsia" w:hAnsiTheme="majorHAnsi" w:cstheme="majorBidi"/>
+      <w:rFonts/>
       <w:color w:val="000000" w:themeColor="text1"/>
     </w:rPr>
     <w:tblPr>
@@ -7149,7 +6985,7 @@
       <w:spacing w:after="0" w:line="240" w:lineRule="auto"/>
     </w:pPr>
     <w:rPr>
-      <w:rFonts w:asciiTheme="majorHAnsi" w:eastAsiaTheme="majorEastAsia" w:hAnsiTheme="majorHAnsi" w:cstheme="majorBidi"/>
+      <w:rFonts/>
       <w:color w:val="000000" w:themeColor="text1"/>
     </w:rPr>
     <w:tblPr>
@@ -7277,7 +7113,7 @@
       <w:spacing w:after="0" w:line="240" w:lineRule="auto"/>
     </w:pPr>
     <w:rPr>
-      <w:rFonts w:asciiTheme="majorHAnsi" w:eastAsiaTheme="majorEastAsia" w:hAnsiTheme="majorHAnsi" w:cstheme="majorBidi"/>
+      <w:rFonts/>
       <w:color w:val="000000" w:themeColor="text1"/>
     </w:rPr>
     <w:tblPr>
@@ -7916,7 +7752,7 @@
       <w:spacing w:after="0" w:line="240" w:lineRule="auto"/>
     </w:pPr>
     <w:rPr>
-      <w:rFonts w:asciiTheme="majorHAnsi" w:eastAsiaTheme="majorEastAsia" w:hAnsiTheme="majorHAnsi" w:cstheme="majorBidi"/>
+      <w:rFonts/>
       <w:color w:val="000000" w:themeColor="text1"/>
     </w:rPr>
     <w:tblPr>
@@ -8041,7 +7877,7 @@
       <w:spacing w:after="0" w:line="240" w:lineRule="auto"/>
     </w:pPr>
     <w:rPr>
-      <w:rFonts w:asciiTheme="majorHAnsi" w:eastAsiaTheme="majorEastAsia" w:hAnsiTheme="majorHAnsi" w:cstheme="majorBidi"/>
+      <w:rFonts/>
       <w:color w:val="000000" w:themeColor="text1"/>
     </w:rPr>
     <w:tblPr>
@@ -8166,7 +8002,7 @@
       <w:spacing w:after="0" w:line="240" w:lineRule="auto"/>
     </w:pPr>
     <w:rPr>
-      <w:rFonts w:asciiTheme="majorHAnsi" w:eastAsiaTheme="majorEastAsia" w:hAnsiTheme="majorHAnsi" w:cstheme="majorBidi"/>
+      <w:rFonts/>
       <w:color w:val="000000" w:themeColor="text1"/>
     </w:rPr>
     <w:tblPr>
@@ -8291,7 +8127,7 @@
       <w:spacing w:after="0" w:line="240" w:lineRule="auto"/>
     </w:pPr>
     <w:rPr>
-      <w:rFonts w:asciiTheme="majorHAnsi" w:eastAsiaTheme="majorEastAsia" w:hAnsiTheme="majorHAnsi" w:cstheme="majorBidi"/>
+      <w:rFonts/>
       <w:color w:val="000000" w:themeColor="text1"/>
     </w:rPr>
     <w:tblPr>
@@ -8416,7 +8252,7 @@
       <w:spacing w:after="0" w:line="240" w:lineRule="auto"/>
     </w:pPr>
     <w:rPr>
-      <w:rFonts w:asciiTheme="majorHAnsi" w:eastAsiaTheme="majorEastAsia" w:hAnsiTheme="majorHAnsi" w:cstheme="majorBidi"/>
+      <w:rFonts/>
       <w:color w:val="000000" w:themeColor="text1"/>
     </w:rPr>
     <w:tblPr>
@@ -8541,7 +8377,7 @@
       <w:spacing w:after="0" w:line="240" w:lineRule="auto"/>
     </w:pPr>
     <w:rPr>
-      <w:rFonts w:asciiTheme="majorHAnsi" w:eastAsiaTheme="majorEastAsia" w:hAnsiTheme="majorHAnsi" w:cstheme="majorBidi"/>
+      <w:rFonts/>
       <w:color w:val="000000" w:themeColor="text1"/>
     </w:rPr>
     <w:tblPr>
@@ -8666,7 +8502,7 @@
       <w:spacing w:after="0" w:line="240" w:lineRule="auto"/>
     </w:pPr>
     <w:rPr>
-      <w:rFonts w:asciiTheme="majorHAnsi" w:eastAsiaTheme="majorEastAsia" w:hAnsiTheme="majorHAnsi" w:cstheme="majorBidi"/>
+      <w:rFonts/>
       <w:color w:val="000000" w:themeColor="text1"/>
     </w:rPr>
     <w:tblPr>

--- a/az/discovery-articles/1.12 Dulusçuluq və keramika.docx
+++ b/az/discovery-articles/1.12 Dulusçuluq və keramika.docx
@@ -32,7 +32,7 @@
         <w:rPr>
           <w:sz w:val="20"/>
         </w:rPr>
-        <w:t>Dövr: bölgələrdən asılı olaraq təxminən e.ə. 18 000–10 000-ci illərdən bişmiş gil qablar; Neolit dövründə geniş yayılma | Əsas mərkəzlər: Şərqi Asiya, Yaxın Şərq, Afrika, sonralar Amerika; adı bilinməyən dulusçular və soba ənənələri</w:t>
+        <w:t>Dövr: bölgədən asılı olaraq, təxminən e.ə. 18 000–10 000-ci illərdən bişmiş gil qabların hazırlanması; Neolit dövründə geniş yayılması | Əsas mərkəzlər və ustalar: Şərqi Asiya, Yaxın Şərq, Afrika, sonralar Amerika; adları bizə gəlib çatmayan dulusçular və müxtəlif bölgələrdə formalaşmış gil bişirmə ənənələri</w:t>
       </w:r>
     </w:p>
     <w:p>
@@ -40,7 +40,7 @@
         <w:widowControl/>
       </w:pPr>
       <w:r>
-        <w:t>Dulusçuluq və keramika gilə əl ilə və ya çarxda forma verib onu odda bərkitməyə əsaslanır. Su saxlayan küplər, yemək qabları, kərpic və kirəmit insan həyatına daxil oldu. Bu əşyalar arxeoloqlar üçün gündəlik həyatın davamlı izlərini də qorudu.</w:t>
+        <w:t>Dulusçuluğun əsasında gilə əllə və ya dulus çarxında forma verib odda bişirərək bərkitmək dayanır. Su küpləri, yemək qabları, kərpic və kirəmit bu yolla məişətə daxil oldu. Bu məmulatlar keçmiş insanların gündəlik həyatından bu günədək qalan izlər kimi arxeoloqlara da çox şey danışır.</w:t>
       </w:r>
     </w:p>
     <w:p>
@@ -58,7 +58,7 @@
         <w:widowControl/>
       </w:pPr>
       <w:r>
-        <w:t>Şərqi Asiyanın bəzi yerlərində son Pleystosen dövründə bişmiş gil qablar vardı; başqa bölgələrdə fərqli vaxtlarda yarandı.</w:t>
+        <w:t>Şərqi Asiyanın bəzi bölgələrində hələ Pleystosenin sonlarında — son buzlaşma dövründə — bişmiş gil qablar hazırlanırdı. Digər bölgələrdə bu sənət müxtəlif vaxtlarda yarandı.</w:t>
       </w:r>
     </w:p>
     <w:p>
@@ -67,7 +67,7 @@
         <w:widowControl/>
       </w:pPr>
       <w:r>
-        <w:t>Oturaq əkinçi icmaları saxlama, yemək bişirmə və ticarət üçün dulus məmulatlarını çoxaltdılar.</w:t>
+        <w:t>Bir yerdə məskunlaşıb əkinçiliklə məşğul olan icmalarda ərzaq saxlamaq, yemək bişirmək və ticarət etmək üçün daha çox saxsı qab hazırlanmağa başladı.</w:t>
       </w:r>
     </w:p>
     <w:p>
@@ -76,7 +76,7 @@
         <w:widowControl/>
       </w:pPr>
       <w:r>
-        <w:t>Dulus çarxı bir sıra erkən şəhər bölgələrində simmetrik qabların hazırlanmasını sürətləndirdi.</w:t>
+        <w:t>İlk şəhərlərin yarandığı bəzi bölgələrdə dulus çarxı düzgün və simmetrik formalı qabları daha sürətlə hazırlamağa imkan verdi.</w:t>
       </w:r>
     </w:p>
     <w:p>
@@ -85,7 +85,7 @@
         <w:widowControl/>
       </w:pPr>
       <w:r>
-        <w:t>Şirələr və yüksək soba temperaturu daş kütləli keramikanın, xeyli sonra isə çininin yaranmasına yol açdı.</w:t>
+        <w:t>Qabların şirlənməsi və daha yüksək temperaturda bişirilməsi daş kimi sıx və möhkəm keramikanın, xeyli sonra isə çininin yaranmasına yol açdı.</w:t>
       </w:r>
     </w:p>
     <w:p>
@@ -94,7 +94,7 @@
         <w:widowControl/>
       </w:pPr>
       <w:r>
-        <w:t>Ağac və parça çürüsə də, saxsı qırıqları qalır; onlarla qədim yaşayış yerlərinin yaşı və yayılması araşdırılır.</w:t>
+        <w:t>Ağac və parça çürüyüb getsə də, saxsı qırıqları qalır. Onların köməyi ilə qədim yaşayış yerlərinin yaşı və insanların hansı ərazilərdə məskunlaşdığı araşdırılır.</w:t>
       </w:r>
     </w:p>
     <w:p>
@@ -103,15 +103,7 @@
         <w:widowControl/>
       </w:pPr>
       <w:r>
-        <w:t>Bu nədir</w:t>
-      </w:r>
-    </w:p>
-    <w:p>
-      <w:pPr>
-        <w:widowControl/>
-      </w:pPr>
-      <w:r>
-        <w:t>Keramika yumşaq halda formaya salınan, sonra qızdırılıb bərkidilən gildən hazırlanmış əşyalardır; onların bir çoxu su da keçirmir. Adi saxsı küpdə taxıl və ya su saxlanır, şirəli kasa ləkəni az tutur, kərpic və kirəmit tikintidə işlənir. Keramika dulus məmulatlarını, kərpici və sonrakı çinini də əhatə edən geniş anlayışdır. Sadə desək, gil odun köməyi ilə uzunömürlü qaba çevrilir. Mətbəxlərdə və damlarda bu qədim üsulun nəticələrini hələ də görürük.</w:t>
+        <w:t>Bu nədir?</w:t>
       </w:r>
     </w:p>
     <w:p>
@@ -120,15 +112,7 @@
         <w:widowControl/>
       </w:pPr>
       <w:r>
-        <w:t>Kim kəşf edib və ya yaradıb</w:t>
-      </w:r>
-    </w:p>
-    <w:p>
-      <w:pPr>
-        <w:widowControl/>
-      </w:pPr>
-      <w:r>
-        <w:t>Dulusçuluğun tək ixtiraçısı yoxdur. İlk bişmiş qablar bir neçə bölgədə meydana çıxıb; xüsusilə qədim tapıntılar Şərqi Asiyadandır. Sonralar Yaxın Şərq, Afrika, Avropa və başqa yerlərdə Neolit dulusçuluğu geniş yayıldı. Gilin nə qədər nəm olması, sobanın necə qızdırılması və çatların qarşısının alınması kimi biliklər ailələrdə və emalatxanalarda ötürülürdü. Məşhur çini ustaları minilliklər sonra ortaya çıxdılar. İlk dulusçular kitablarda imza deyil, gildə barmaq izi qoydular.</w:t>
+        <w:t>Gil yumşaq ikən ona istənilən formanı vermək olur. Hazırlanmış əşya odda bişirildikdə bərkiyir və daha davamlı olur. Bu üsulla alınan məmulatlar keramika adlanır. Onların bir çoxu su da keçirmir.</w:t>
       </w:r>
     </w:p>
     <w:p>
@@ -137,15 +121,70 @@
         <w:widowControl/>
       </w:pPr>
       <w:r>
-        <w:t>Nə vaxt və necə yaranıb</w:t>
+        <w:t>Saxsı küplərdə taxıl və su saxlanır, şirlənmiş kasalar daha az ləkə götürür, kərpic və kirəmitdən isə tikintidə istifadə olunur. Keramika təkcə qab-qacaq demək deyil: saxsı məmulatları, kərpic və sonralar yaranmış çini də bu geniş anlayışa daxildir.</w:t>
       </w:r>
     </w:p>
     <w:p>
       <w:pPr>
+        <w:pStyle w:val="Heading1"/>
         <w:widowControl/>
       </w:pPr>
       <w:r>
-        <w:t>Son buzlaşma dövrünün sonları və Holosenin başlanğıcında artıq bir neçə bölgədə gil bişirilirdi. Əkinçilik və oturaq kəndlər böyüdükcə saxlama küpləri, yemək və mərasim qabları çoxaldı. Dulus çarxının mənimsənildiyi yerlərdə dairəvi qablar daha sürətlə və düzgün formada hazırlanırdı. Şəhər dövrlərində daha yüksək temperatur və şirələmə inkişaf etdi; Çin çinisi sonralar dünya ticarətini canlandırdı. Bəzi köçəri qruplar isə yüngül dəri qablara və səbətlərə üstünlük verirdilər.</w:t>
+        <w:t>Sadə dillə desək, insan gili odun köməyi ilə uzun müddət işlədə biləcəyi əşyaya çevirir. Mətbəximizdəki qab-qacaqda da, evlərin kirəmit damlarında da bu qədim bacarığın izini görürük.</w:t>
+      </w:r>
+    </w:p>
+    <w:p>
+      <w:pPr>
+        <w:pStyle w:val="Heading1"/>
+        <w:widowControl/>
+      </w:pPr>
+      <w:r>
+        <w:t>Kim yaradıb?</w:t>
+      </w:r>
+    </w:p>
+    <w:p>
+      <w:pPr>
+        <w:pStyle w:val="Heading1"/>
+        <w:widowControl/>
+      </w:pPr>
+      <w:r>
+        <w:t>Dulusçuluğun yaranmasını bir nəfərin adı ilə bağlamaq mümkün deyil. Bişmiş gil qablar bir neçə bölgədə meydana çıxıb. Ən qədim tapıntılar arasında Şərqi Asiyada aşkar olunan nümunələr xüsusi yer tutur. Sonralar Neolit dövründə dulusçuluq Yaxın Şərqdə, Afrikada, Avropada və başqa ərazilərdə geniş yayıldı.</w:t>
+      </w:r>
+    </w:p>
+    <w:p>
+      <w:pPr>
+        <w:pStyle w:val="Heading1"/>
+        <w:widowControl/>
+      </w:pPr>
+      <w:r>
+        <w:t>Gilin nə qədər nəm olmalı olduğunu, sobanı necə qızdırmağı, qabın çatlamasının qarşısını necə almağı insanlar təcrübə ilə öyrənirdilər. Bu biliklər ailələrdə və emalatxanalarda nəsildən-nəslə ötürülürdü. Adları ilə tanınan məşhur çini ustaları minilliklər sonra meydana çıxdılar. İlk dulusçulardan isə bizə adlarından çox, gil üzərində qalmış barmaq izləri çatıb.</w:t>
+      </w:r>
+    </w:p>
+    <w:p>
+      <w:pPr>
+        <w:pStyle w:val="Heading1"/>
+        <w:widowControl/>
+      </w:pPr>
+      <w:r>
+        <w:t>Nə vaxt və necə yaranıb?</w:t>
+      </w:r>
+    </w:p>
+    <w:p>
+      <w:pPr>
+        <w:pStyle w:val="Heading1"/>
+        <w:widowControl/>
+      </w:pPr>
+      <w:r>
+        <w:t>Son buzlaşma dövrünün sonlarında və ondan sonrakı Holosen dövrünün başlanğıcında artıq bir neçə bölgədə gildən əşyalar hazırlanıb bişirilirdi. Əkinçilik yayıldıqca və kəndlər böyüdükcə ərzaq küplərinə, yemək və mərasim qablarına ehtiyac da artırdı.</w:t>
+      </w:r>
+    </w:p>
+    <w:p>
+      <w:pPr>
+        <w:pStyle w:val="Heading1"/>
+        <w:widowControl/>
+      </w:pPr>
+      <w:r>
+        <w:t>Dulus çarxından istifadə olunan yerlərdə dairəvi qabları daha tez və daha düzgün formada hazırlamaq mümkün oldu. Şəhərlərin inkişafı ilə gil bişirmə və şirləmə üsulları da təkmilləşdi, sobalarda daha yüksək temperatur əldə edildi. Sonralar Çin çinisi dünya ticarətində mühüm yer tutdu. Bəzi köçəri icmalar isə daşımaq daha asan olduğuna görə yüngül dəri qablardan və səbətlərdən istifadə etməyə üstünlük verirdilər.</w:t>
       </w:r>
     </w:p>
     <w:p>
@@ -159,10 +198,38 @@
     </w:p>
     <w:p>
       <w:pPr>
+        <w:pStyle w:val="Heading1"/>
         <w:widowControl/>
       </w:pPr>
       <w:r>
-        <w:t>Keramika materialşünaslıq adlanan elm yaranmazdan əvvəl onun praktik nümunəsi idi. Bişirmə suyu uzaqlaşdırır, gil hissəciklərini bir-birinə birləşdirir — bu, sinterlənmədir. Səth şüşəyə bənzər təbəqəyə də çevrilə bilər; buna şüşələşmə deyilir. Gilin kimyəvi tərkibi, ona qatılan qum, qabıq və saxsı qırıntıları, həmçinin sobanın qaz mühiti möhkəmliyə və rəngə təsir edir. Arxeoloqlar materialın quruluşundan, formadan və naxışdan tarix və mədəniyyət haqqında məlumat alırlar. Müasir odadavamlı materiallar, plitələr və elektronika keramikası da mineralların formaya salınıb istiliklə emalına əsaslanır.</w:t>
+        <w:t>İnsanlar materialşünaslıq — materialların quruluşunu və xassələrini öyrənən elm — yaranmazdan çox əvvəl gilin istilikdən necə dəyişdiyini təcrübədə öyrənmişdilər.</w:t>
+      </w:r>
+    </w:p>
+    <w:p>
+      <w:pPr>
+        <w:pStyle w:val="Heading1"/>
+        <w:widowControl/>
+      </w:pPr>
+      <w:r>
+        <w:t>Bişirmə zamanı gildəki su uzaqlaşır, yüksək temperaturda isə gil hissəcikləri bir-birinə bağlanaraq möhkəmlənir. Bu birləşmə prosesi sinterlənmə adlanır. Materialda şüşəyəbənzər qat da yarana bilər; buna şüşələşmə deyilir.</w:t>
+      </w:r>
+    </w:p>
+    <w:p>
+      <w:pPr>
+        <w:pStyle w:val="Heading1"/>
+        <w:widowControl/>
+      </w:pPr>
+      <w:r>
+        <w:t>Gilin tərkibi, ona qatılan qum, qabıq və üyüdülmüş saxsı qırıntıları, eləcə də sobanın içindəki qazların tərkibi hazır məmulatın rənginə və möhkəmliyinə təsir edir. Arxeoloqlar qabların materialını, formasını və naxışlarını araşdıraraq onların hazırlandığı dövr və insanların mədəniyyəti haqqında məlumat əldə edirlər.</w:t>
+      </w:r>
+    </w:p>
+    <w:p>
+      <w:pPr>
+        <w:pStyle w:val="Heading1"/>
+        <w:widowControl/>
+      </w:pPr>
+      <w:r>
+        <w:t>Müasir odadavamlı materialların, keramik plitələrin və elektronikada işlədilən keramika hissələrinin istehsalı da mineral maddələrə forma verib onları istiliklə emal etməyə əsaslanır.</w:t>
       </w:r>
     </w:p>
     <w:p>
@@ -176,10 +243,11 @@
     </w:p>
     <w:p>
       <w:pPr>
+        <w:pStyle w:val="Heading1"/>
         <w:widowControl/>
       </w:pPr>
       <w:r>
-        <w:t>Etibarlı qablar ərzaq artıqlığını saxlamağı və uzaq ticarəti asanlaşdırdı. Keramika borular, kərpic və kirəmit şəhərləri dəyişdi. Sənaye sobaları fabrikləri təmin etdi; çini və daş kütləli keramika dünya ticarətinin mallarına çevrildi. Laboratoriya putaları və elektrik izolyatorları mətbəx qabları ilə eyni geniş material ailəsinə daxildir. Bişmiş gil olmasaydı, sonrakı kimya və elektrik sənayesinin bir çox sahəsində ucuz, istiyədavamlı qab və hissələr çatışmazdı.</w:t>
+        <w:t>Möhkəm qablar ərzaq ehtiyatı saxlamağı və malları uzaq məsafələrə aparmağı asanlaşdırdı. Keramika borular, kərpic və kirəmit şəhərlərin tikintisində mühüm yer tutdu. Sənaye sobaları fabriklərin istehsal ehtiyaclarına xidmət etdi, çini və yüksək temperaturda bişirilən sıx, möhkəm keramika məmulatları isə ölkələr arasında alınıb-satılan mallara çevrildi.</w:t>
       </w:r>
     </w:p>
     <w:p>
@@ -188,15 +256,34 @@
         <w:widowControl/>
       </w:pPr>
       <w:r>
-        <w:t>İnsan həyatını necə dəyişib</w:t>
+        <w:t>Laboratoriyalarda maddələri yüksək temperaturda qızdırmaq üçün işlədilən putalar və elektrik cərəyanını keçirməyən izolyatorlar da mətbəximizdəki saxsı qablarla eyni geniş material qrupuna daxildir. Gilin bişirilməsi öyrənilməsəydi, sonrakı kimya və elektrik sənayesinin bir çox sahəsi ucuz, istiyədavamlı qab və hissələrdən məhrum qalardı.</w:t>
       </w:r>
     </w:p>
     <w:p>
       <w:pPr>
+        <w:pStyle w:val="Heading1"/>
         <w:widowControl/>
       </w:pPr>
       <w:r>
-        <w:t>Qablar ailələrə xörək qaynatmaq, yağ saxlamaq və ölüləri bu gün də məlumat verən dəfn əşyaları ilə basdırmaq imkanı verdi. Qabların ortaq üslubları kimliyi və mübadiləni göstərirdi. Dulusçuluq çarx arxasında ağır əmək və soba tüstüsü də demək idi. Masadakı adi fincan belə kiminsə gili odda bərkitməyi ilk dəfə sınaması ilə başlayan tarixin davamıdır.</w:t>
+        <w:t>İnsan həyatını necə dəyişib?</w:t>
+      </w:r>
+    </w:p>
+    <w:p>
+      <w:pPr>
+        <w:pStyle w:val="Heading1"/>
+        <w:widowControl/>
+      </w:pPr>
+      <w:r>
+        <w:t>Saxsı qablar insanlara xörək qaynatmaq, yağ və başqa ərzaq məhsulları saxlamaq imkanı verdi. Dəfn mərasimlərində qəbirlərə qoyulan qablar isə bu gün həmin insanların həyatı və adətləri haqqında məlumat verir. Müxtəlif yerlərdə tapılan oxşar formalı və naxışlı qablar icmaların ortaq ənənələrini və bir-biri ilə əlaqələrini öyrənməyə kömək edir.</w:t>
+      </w:r>
+    </w:p>
+    <w:p>
+      <w:pPr>
+        <w:pStyle w:val="Heading1"/>
+        <w:widowControl/>
+      </w:pPr>
+      <w:r>
+        <w:t>Dulusçuluq, eyni zamanda, çarx arxasında uzun saatlar işləmək, ağır zəhmət çəkmək və soba tüstüsünə məruz qalmaq demək idi. Süfrəmizdəki adi fincan da minilliklər əvvəl kiminsə gili odda bişirib bərkitməyi sınaması ilə başlayan bu uzun tarixdən bir iz daşıyır.</w:t>
       </w:r>
     </w:p>
     <w:p>
@@ -217,7 +304,7 @@
         <w:rPr>
           <w:sz w:val="20"/>
         </w:rPr>
-        <w:t>A Kitablar və əsas elmi əsərlər</w:t>
+        <w:t>Kitablar və əsas elmi əsərlər</w:t>
       </w:r>
     </w:p>
     <w:p>
@@ -240,7 +327,7 @@
         <w:rPr>
           <w:sz w:val="20"/>
         </w:rPr>
-        <w:t>C Qurumların materialları və ensiklopedik mənbələr</w:t>
+        <w:t>Qurumların materialları və ensiklopedik mənbələr</w:t>
       </w:r>
     </w:p>
     <w:p>
@@ -300,7 +387,7 @@
         <w:rPr>
           <w:sz w:val="20"/>
         </w:rPr>
-        <w:t>D Muzey arxiv və kitabxana materialları</w:t>
+        <w:t>Muzey arxiv və kitabxana materialları</w:t>
       </w:r>
     </w:p>
     <w:p>
